--- a/data/outputs/v2/General_Science/SS2.4_Acids,_Bases_and_Salts/General_Science_Acids,_Bases_and_Salts_SummaryTable.docx
+++ b/data/outputs/v2/General_Science/SS2.4_Acids,_Bases_and_Salts/General_Science_Acids,_Bases_and_Salts_SummaryTable.docx
@@ -38,6 +38,177 @@
           <w:szCs w:val="22"/>
         </w:rPr>
         <w:t xml:space="preserve">Sub-Strand 2.4: Acids, Bases and Salts — Teacher Reference (Pre-filled)</w:t>
+      </w:r>
+    </w:p>
+    <w:p>
+      <w:pPr>
+        <w:spacing w:after="80" w:before="120"/>
+      </w:pPr>
+      <w:r>
+        <w:rPr>
+          <w:rFonts w:ascii="Arial" w:cs="Arial" w:eastAsia="Arial" w:hAnsi="Arial"/>
+          <w:b/>
+          <w:bCs/>
+          <w:color w:val="1F3864"/>
+          <w:sz w:val="20"/>
+          <w:szCs w:val="20"/>
+        </w:rPr>
+        <w:t xml:space="preserve">ATTRIBUTION AND LICENSING</w:t>
+      </w:r>
+    </w:p>
+    <w:p>
+      <w:pPr>
+        <w:spacing w:after="60" w:before="0"/>
+      </w:pPr>
+      <w:r>
+        <w:rPr>
+          <w:rFonts w:ascii="Arial" w:cs="Arial" w:eastAsia="Arial" w:hAnsi="Arial"/>
+          <w:b/>
+          <w:bCs/>
+          <w:sz w:val="17"/>
+          <w:szCs w:val="17"/>
+        </w:rPr>
+        <w:t xml:space="preserve">Curriculum Alignment: </w:t>
+      </w:r>
+      <w:r>
+        <w:rPr>
+          <w:rFonts w:ascii="Arial" w:cs="Arial" w:eastAsia="Arial" w:hAnsi="Arial"/>
+          <w:sz w:val="17"/>
+          <w:szCs w:val="17"/>
+        </w:rPr>
+        <w:t xml:space="preserve">Structured in pedagogical alignment with the competence-based curriculum format and learning outcomes established by the Kenya Institute of Curriculum Development (KICD). This material is independently developed and is not officially endorsed or published by KICD.</w:t>
+      </w:r>
+    </w:p>
+    <w:p>
+      <w:pPr>
+        <w:spacing w:after="60" w:before="0"/>
+      </w:pPr>
+      <w:r>
+        <w:rPr>
+          <w:rFonts w:ascii="Arial" w:cs="Arial" w:eastAsia="Arial" w:hAnsi="Arial"/>
+          <w:b/>
+          <w:bCs/>
+          <w:sz w:val="17"/>
+          <w:szCs w:val="17"/>
+        </w:rPr>
+        <w:t xml:space="preserve">Content &amp; Pedagogy: </w:t>
+      </w:r>
+      <w:r>
+        <w:rPr>
+          <w:rFonts w:ascii="Arial" w:cs="Arial" w:eastAsia="Arial" w:hAnsi="Arial"/>
+          <w:sz w:val="17"/>
+          <w:szCs w:val="17"/>
+        </w:rPr>
+        <w:t xml:space="preserve">Developed and adapted by the educator team at SeaVuria (registered 501(c)(3) in the United States and registered NGO in Kenya, No. 872-850A-BF11), who designed the pedagogical framework, lesson templates and exemplar lessons on which this material is based.</w:t>
+      </w:r>
+    </w:p>
+    <w:p>
+      <w:pPr>
+        <w:spacing w:after="60" w:before="0"/>
+      </w:pPr>
+      <w:r>
+        <w:rPr>
+          <w:rFonts w:ascii="Arial" w:cs="Arial" w:eastAsia="Arial" w:hAnsi="Arial"/>
+          <w:b/>
+          <w:bCs/>
+          <w:sz w:val="17"/>
+          <w:szCs w:val="17"/>
+        </w:rPr>
+        <w:t xml:space="preserve">Production &amp; Layout: </w:t>
+      </w:r>
+      <w:r>
+        <w:rPr>
+          <w:rFonts w:ascii="Arial" w:cs="Arial" w:eastAsia="Arial" w:hAnsi="Arial"/>
+          <w:sz w:val="17"/>
+          <w:szCs w:val="17"/>
+        </w:rPr>
+        <w:t xml:space="preserve">Educational design and curriculum sequencing by SeaVuria. Technical layout, structural formatting, and digital optimization/implementation executed in partnership with ARES Education (registered 501(c)(3) in the United States and Canada (as Afretech Aid) and registered NGO in Kenya), with lesson drafting and compilation assisted by AI (Claude, Anthropic).</w:t>
+      </w:r>
+    </w:p>
+    <w:p>
+      <w:pPr>
+        <w:pBdr>
+          <w:bottom w:val="single" w:color="1F3864" w:sz="6" w:space="6"/>
+        </w:pBdr>
+        <w:spacing w:after="60" w:before="0"/>
+      </w:pPr>
+      <w:r>
+        <w:rPr>
+          <w:rFonts w:ascii="Arial" w:cs="Arial" w:eastAsia="Arial" w:hAnsi="Arial"/>
+          <w:b/>
+          <w:bCs/>
+          <w:sz w:val="17"/>
+          <w:szCs w:val="17"/>
+        </w:rPr>
+        <w:t xml:space="preserve">Licensing &amp; Copyright: </w:t>
+      </w:r>
+      <w:r>
+        <w:rPr>
+          <w:rFonts w:ascii="Arial" w:cs="Arial" w:eastAsia="Arial" w:hAnsi="Arial"/>
+          <w:sz w:val="17"/>
+          <w:szCs w:val="17"/>
+        </w:rPr>
+        <w:t xml:space="preserve">© 2026 SeaVuria and ARES. This work is licensed under a </w:t>
+      </w:r>
+      <w:hyperlink w:history="1" r:id="rIdutw6mkncnyo689d7ne5db">
+        <w:r>
+          <w:rPr>
+            <w:rFonts w:ascii="Arial" w:cs="Arial" w:eastAsia="Arial" w:hAnsi="Arial"/>
+            <w:color w:val="1F6B75"/>
+            <w:sz w:val="17"/>
+            <w:szCs w:val="17"/>
+            <w:u w:val="single" w:color="1F6B75"/>
+          </w:rPr>
+          <w:t xml:space="preserve">Creative Commons Attribution-NonCommercial 4.0 International License</w:t>
+        </w:r>
+      </w:hyperlink>
+      <w:r>
+        <w:rPr>
+          <w:rFonts w:ascii="Arial" w:cs="Arial" w:eastAsia="Arial" w:hAnsi="Arial"/>
+          <w:sz w:val="17"/>
+          <w:szCs w:val="17"/>
+        </w:rPr>
+        <w:t xml:space="preserve"> (</w:t>
+      </w:r>
+      <w:hyperlink w:history="1" r:id="rIdc2jt_ekmidh6hgnr30yjw">
+        <w:r>
+          <w:rPr>
+            <w:rFonts w:ascii="Arial" w:cs="Arial" w:eastAsia="Arial" w:hAnsi="Arial"/>
+            <w:color w:val="1F6B75"/>
+            <w:sz w:val="17"/>
+            <w:szCs w:val="17"/>
+            <w:u w:val="single" w:color="1F6B75"/>
+          </w:rPr>
+          <w:t xml:space="preserve">CC BY-NC 4.0</w:t>
+        </w:r>
+      </w:hyperlink>
+      <w:r>
+        <w:rPr>
+          <w:rFonts w:ascii="Arial" w:cs="Arial" w:eastAsia="Arial" w:hAnsi="Arial"/>
+          <w:sz w:val="17"/>
+          <w:szCs w:val="17"/>
+        </w:rPr>
+        <w:t xml:space="preserve">). To view a copy of this license, visit </w:t>
+      </w:r>
+      <w:hyperlink w:history="1" r:id="rIdldj4t2t9jieshyttiiskq">
+        <w:r>
+          <w:rPr>
+            <w:rFonts w:ascii="Arial" w:cs="Arial" w:eastAsia="Arial" w:hAnsi="Arial"/>
+            <w:color w:val="1F6B75"/>
+            <w:sz w:val="17"/>
+            <w:szCs w:val="17"/>
+            <w:u w:val="single" w:color="1F6B75"/>
+          </w:rPr>
+          <w:t xml:space="preserve">https://creativecommons.org/licenses/by-nc/4.0/</w:t>
+        </w:r>
+      </w:hyperlink>
+      <w:r>
+        <w:rPr>
+          <w:rFonts w:ascii="Arial" w:cs="Arial" w:eastAsia="Arial" w:hAnsi="Arial"/>
+          <w:sz w:val="17"/>
+          <w:szCs w:val="17"/>
+        </w:rPr>
+        <w:t xml:space="preserve">. You are free to copy, redistribute, and adapt this material in any medium or format, provided appropriate credit is given and the material is not used for commercial purposes. KICD learning outcomes and curriculum designations reproduced here for alignment purposes remain the property of KICD and are not covered by this license. Linked external resources (e.g. CK-12, Khan Academy, PhET) are subject to their own licenses.</w:t>
       </w:r>
     </w:p>
     <w:p>

--- a/data/outputs/v2/General_Science/SS2.4_Acids,_Bases_and_Salts/General_Science_Acids,_Bases_and_Salts_SummaryTable.docx
+++ b/data/outputs/v2/General_Science/SS2.4_Acids,_Bases_and_Salts/General_Science_Acids,_Bases_and_Salts_SummaryTable.docx
@@ -38,177 +38,6 @@
           <w:szCs w:val="22"/>
         </w:rPr>
         <w:t xml:space="preserve">Sub-Strand 2.4: Acids, Bases and Salts — Teacher Reference (Pre-filled)</w:t>
-      </w:r>
-    </w:p>
-    <w:p>
-      <w:pPr>
-        <w:spacing w:after="80" w:before="120"/>
-      </w:pPr>
-      <w:r>
-        <w:rPr>
-          <w:rFonts w:ascii="Arial" w:cs="Arial" w:eastAsia="Arial" w:hAnsi="Arial"/>
-          <w:b/>
-          <w:bCs/>
-          <w:color w:val="1F3864"/>
-          <w:sz w:val="20"/>
-          <w:szCs w:val="20"/>
-        </w:rPr>
-        <w:t xml:space="preserve">ATTRIBUTION AND LICENSING</w:t>
-      </w:r>
-    </w:p>
-    <w:p>
-      <w:pPr>
-        <w:spacing w:after="60" w:before="0"/>
-      </w:pPr>
-      <w:r>
-        <w:rPr>
-          <w:rFonts w:ascii="Arial" w:cs="Arial" w:eastAsia="Arial" w:hAnsi="Arial"/>
-          <w:b/>
-          <w:bCs/>
-          <w:sz w:val="17"/>
-          <w:szCs w:val="17"/>
-        </w:rPr>
-        <w:t xml:space="preserve">Curriculum Alignment: </w:t>
-      </w:r>
-      <w:r>
-        <w:rPr>
-          <w:rFonts w:ascii="Arial" w:cs="Arial" w:eastAsia="Arial" w:hAnsi="Arial"/>
-          <w:sz w:val="17"/>
-          <w:szCs w:val="17"/>
-        </w:rPr>
-        <w:t xml:space="preserve">Structured in pedagogical alignment with the competence-based curriculum format and learning outcomes established by the Kenya Institute of Curriculum Development (KICD). This material is independently developed and is not officially endorsed or published by KICD.</w:t>
-      </w:r>
-    </w:p>
-    <w:p>
-      <w:pPr>
-        <w:spacing w:after="60" w:before="0"/>
-      </w:pPr>
-      <w:r>
-        <w:rPr>
-          <w:rFonts w:ascii="Arial" w:cs="Arial" w:eastAsia="Arial" w:hAnsi="Arial"/>
-          <w:b/>
-          <w:bCs/>
-          <w:sz w:val="17"/>
-          <w:szCs w:val="17"/>
-        </w:rPr>
-        <w:t xml:space="preserve">Content &amp; Pedagogy: </w:t>
-      </w:r>
-      <w:r>
-        <w:rPr>
-          <w:rFonts w:ascii="Arial" w:cs="Arial" w:eastAsia="Arial" w:hAnsi="Arial"/>
-          <w:sz w:val="17"/>
-          <w:szCs w:val="17"/>
-        </w:rPr>
-        <w:t xml:space="preserve">Developed and adapted by the educator team at SeaVuria (registered 501(c)(3) in the United States and registered NGO in Kenya, No. 872-850A-BF11), who designed the pedagogical framework, lesson templates and exemplar lessons on which this material is based.</w:t>
-      </w:r>
-    </w:p>
-    <w:p>
-      <w:pPr>
-        <w:spacing w:after="60" w:before="0"/>
-      </w:pPr>
-      <w:r>
-        <w:rPr>
-          <w:rFonts w:ascii="Arial" w:cs="Arial" w:eastAsia="Arial" w:hAnsi="Arial"/>
-          <w:b/>
-          <w:bCs/>
-          <w:sz w:val="17"/>
-          <w:szCs w:val="17"/>
-        </w:rPr>
-        <w:t xml:space="preserve">Production &amp; Layout: </w:t>
-      </w:r>
-      <w:r>
-        <w:rPr>
-          <w:rFonts w:ascii="Arial" w:cs="Arial" w:eastAsia="Arial" w:hAnsi="Arial"/>
-          <w:sz w:val="17"/>
-          <w:szCs w:val="17"/>
-        </w:rPr>
-        <w:t xml:space="preserve">Educational design and curriculum sequencing by SeaVuria. Technical layout, structural formatting, and digital optimization/implementation executed in partnership with ARES Education (registered 501(c)(3) in the United States and Canada (as Afretech Aid) and registered NGO in Kenya), with lesson drafting and compilation assisted by AI (Claude, Anthropic).</w:t>
-      </w:r>
-    </w:p>
-    <w:p>
-      <w:pPr>
-        <w:pBdr>
-          <w:bottom w:val="single" w:color="1F3864" w:sz="6" w:space="6"/>
-        </w:pBdr>
-        <w:spacing w:after="60" w:before="0"/>
-      </w:pPr>
-      <w:r>
-        <w:rPr>
-          <w:rFonts w:ascii="Arial" w:cs="Arial" w:eastAsia="Arial" w:hAnsi="Arial"/>
-          <w:b/>
-          <w:bCs/>
-          <w:sz w:val="17"/>
-          <w:szCs w:val="17"/>
-        </w:rPr>
-        <w:t xml:space="preserve">Licensing &amp; Copyright: </w:t>
-      </w:r>
-      <w:r>
-        <w:rPr>
-          <w:rFonts w:ascii="Arial" w:cs="Arial" w:eastAsia="Arial" w:hAnsi="Arial"/>
-          <w:sz w:val="17"/>
-          <w:szCs w:val="17"/>
-        </w:rPr>
-        <w:t xml:space="preserve">© 2026 SeaVuria and ARES. This work is licensed under a </w:t>
-      </w:r>
-      <w:hyperlink w:history="1" r:id="rIdutw6mkncnyo689d7ne5db">
-        <w:r>
-          <w:rPr>
-            <w:rFonts w:ascii="Arial" w:cs="Arial" w:eastAsia="Arial" w:hAnsi="Arial"/>
-            <w:color w:val="1F6B75"/>
-            <w:sz w:val="17"/>
-            <w:szCs w:val="17"/>
-            <w:u w:val="single" w:color="1F6B75"/>
-          </w:rPr>
-          <w:t xml:space="preserve">Creative Commons Attribution-NonCommercial 4.0 International License</w:t>
-        </w:r>
-      </w:hyperlink>
-      <w:r>
-        <w:rPr>
-          <w:rFonts w:ascii="Arial" w:cs="Arial" w:eastAsia="Arial" w:hAnsi="Arial"/>
-          <w:sz w:val="17"/>
-          <w:szCs w:val="17"/>
-        </w:rPr>
-        <w:t xml:space="preserve"> (</w:t>
-      </w:r>
-      <w:hyperlink w:history="1" r:id="rIdc2jt_ekmidh6hgnr30yjw">
-        <w:r>
-          <w:rPr>
-            <w:rFonts w:ascii="Arial" w:cs="Arial" w:eastAsia="Arial" w:hAnsi="Arial"/>
-            <w:color w:val="1F6B75"/>
-            <w:sz w:val="17"/>
-            <w:szCs w:val="17"/>
-            <w:u w:val="single" w:color="1F6B75"/>
-          </w:rPr>
-          <w:t xml:space="preserve">CC BY-NC 4.0</w:t>
-        </w:r>
-      </w:hyperlink>
-      <w:r>
-        <w:rPr>
-          <w:rFonts w:ascii="Arial" w:cs="Arial" w:eastAsia="Arial" w:hAnsi="Arial"/>
-          <w:sz w:val="17"/>
-          <w:szCs w:val="17"/>
-        </w:rPr>
-        <w:t xml:space="preserve">). To view a copy of this license, visit </w:t>
-      </w:r>
-      <w:hyperlink w:history="1" r:id="rIdldj4t2t9jieshyttiiskq">
-        <w:r>
-          <w:rPr>
-            <w:rFonts w:ascii="Arial" w:cs="Arial" w:eastAsia="Arial" w:hAnsi="Arial"/>
-            <w:color w:val="1F6B75"/>
-            <w:sz w:val="17"/>
-            <w:szCs w:val="17"/>
-            <w:u w:val="single" w:color="1F6B75"/>
-          </w:rPr>
-          <w:t xml:space="preserve">https://creativecommons.org/licenses/by-nc/4.0/</w:t>
-        </w:r>
-      </w:hyperlink>
-      <w:r>
-        <w:rPr>
-          <w:rFonts w:ascii="Arial" w:cs="Arial" w:eastAsia="Arial" w:hAnsi="Arial"/>
-          <w:sz w:val="17"/>
-          <w:szCs w:val="17"/>
-        </w:rPr>
-        <w:t xml:space="preserve">. You are free to copy, redistribute, and adapt this material in any medium or format, provided appropriate credit is given and the material is not used for commercial purposes. KICD learning outcomes and curriculum designations reproduced here for alignment purposes remain the property of KICD and are not covered by this license. Linked external resources (e.g. CK-12, Khan Academy, PhET) are subject to their own licenses.</w:t>
       </w:r>
     </w:p>
     <w:p>
@@ -1848,6 +1677,185 @@
         </w:tc>
       </w:tr>
     </w:tbl>
+    <w:p>
+      <w:pPr>
+        <w:spacing w:after="120"/>
+      </w:pPr>
+      <w:r>
+        <w:t xml:space="preserve"/>
+      </w:r>
+    </w:p>
+    <w:p>
+      <w:pPr>
+        <w:spacing w:after="80" w:before="120"/>
+      </w:pPr>
+      <w:r>
+        <w:rPr>
+          <w:rFonts w:ascii="Arial" w:cs="Arial" w:eastAsia="Arial" w:hAnsi="Arial"/>
+          <w:b/>
+          <w:bCs/>
+          <w:color w:val="1F3864"/>
+          <w:sz w:val="20"/>
+          <w:szCs w:val="20"/>
+        </w:rPr>
+        <w:t xml:space="preserve">ATTRIBUTION AND LICENSING</w:t>
+      </w:r>
+    </w:p>
+    <w:p>
+      <w:pPr>
+        <w:spacing w:after="60" w:before="0"/>
+      </w:pPr>
+      <w:r>
+        <w:rPr>
+          <w:rFonts w:ascii="Arial" w:cs="Arial" w:eastAsia="Arial" w:hAnsi="Arial"/>
+          <w:b/>
+          <w:bCs/>
+          <w:sz w:val="17"/>
+          <w:szCs w:val="17"/>
+        </w:rPr>
+        <w:t xml:space="preserve">Curriculum Alignment: </w:t>
+      </w:r>
+      <w:r>
+        <w:rPr>
+          <w:rFonts w:ascii="Arial" w:cs="Arial" w:eastAsia="Arial" w:hAnsi="Arial"/>
+          <w:sz w:val="17"/>
+          <w:szCs w:val="17"/>
+        </w:rPr>
+        <w:t xml:space="preserve">Structured in pedagogical alignment with the competence-based curriculum format and learning outcomes established by the Kenya Institute of Curriculum Development (KICD). This material is independently developed and is not officially endorsed or published by KICD.</w:t>
+      </w:r>
+    </w:p>
+    <w:p>
+      <w:pPr>
+        <w:spacing w:after="60" w:before="0"/>
+      </w:pPr>
+      <w:r>
+        <w:rPr>
+          <w:rFonts w:ascii="Arial" w:cs="Arial" w:eastAsia="Arial" w:hAnsi="Arial"/>
+          <w:b/>
+          <w:bCs/>
+          <w:sz w:val="17"/>
+          <w:szCs w:val="17"/>
+        </w:rPr>
+        <w:t xml:space="preserve">Content &amp; Pedagogy: </w:t>
+      </w:r>
+      <w:r>
+        <w:rPr>
+          <w:rFonts w:ascii="Arial" w:cs="Arial" w:eastAsia="Arial" w:hAnsi="Arial"/>
+          <w:sz w:val="17"/>
+          <w:szCs w:val="17"/>
+        </w:rPr>
+        <w:t xml:space="preserve">Developed and adapted by the educator team at SeaVuria (registered 501(c)(3) in the United States and registered NGO in Kenya, No. 872-850A-BF11), who designed the pedagogical framework, lesson templates and exemplar lessons on which this material is based.</w:t>
+      </w:r>
+    </w:p>
+    <w:p>
+      <w:pPr>
+        <w:spacing w:after="60" w:before="0"/>
+      </w:pPr>
+      <w:r>
+        <w:rPr>
+          <w:rFonts w:ascii="Arial" w:cs="Arial" w:eastAsia="Arial" w:hAnsi="Arial"/>
+          <w:b/>
+          <w:bCs/>
+          <w:sz w:val="17"/>
+          <w:szCs w:val="17"/>
+        </w:rPr>
+        <w:t xml:space="preserve">Production &amp; Layout: </w:t>
+      </w:r>
+      <w:r>
+        <w:rPr>
+          <w:rFonts w:ascii="Arial" w:cs="Arial" w:eastAsia="Arial" w:hAnsi="Arial"/>
+          <w:sz w:val="17"/>
+          <w:szCs w:val="17"/>
+        </w:rPr>
+        <w:t xml:space="preserve">Educational design and curriculum sequencing by SeaVuria. Technical layout, structural formatting, and digital optimization/implementation executed in partnership with ARES Education (registered 501(c)(3) in the United States and Canada (as Afretech Aid) and registered NGO in Kenya), with lesson drafting and compilation assisted by AI (Claude, Anthropic).</w:t>
+      </w:r>
+    </w:p>
+    <w:p>
+      <w:pPr>
+        <w:pBdr>
+          <w:bottom w:val="single" w:color="1F3864" w:sz="6" w:space="6"/>
+        </w:pBdr>
+        <w:spacing w:after="60" w:before="0"/>
+      </w:pPr>
+      <w:r>
+        <w:rPr>
+          <w:rFonts w:ascii="Arial" w:cs="Arial" w:eastAsia="Arial" w:hAnsi="Arial"/>
+          <w:b/>
+          <w:bCs/>
+          <w:sz w:val="17"/>
+          <w:szCs w:val="17"/>
+        </w:rPr>
+        <w:t xml:space="preserve">Licensing &amp; Copyright: </w:t>
+      </w:r>
+      <w:r>
+        <w:rPr>
+          <w:rFonts w:ascii="Arial" w:cs="Arial" w:eastAsia="Arial" w:hAnsi="Arial"/>
+          <w:sz w:val="17"/>
+          <w:szCs w:val="17"/>
+        </w:rPr>
+        <w:t xml:space="preserve">© 2026 SeaVuria and ARES. This work is licensed under a </w:t>
+      </w:r>
+      <w:hyperlink w:history="1" r:id="rIdnasmgtnbrpgjwlxytwvbi">
+        <w:r>
+          <w:rPr>
+            <w:rFonts w:ascii="Arial" w:cs="Arial" w:eastAsia="Arial" w:hAnsi="Arial"/>
+            <w:color w:val="1F6B75"/>
+            <w:sz w:val="17"/>
+            <w:szCs w:val="17"/>
+            <w:u w:val="single" w:color="1F6B75"/>
+          </w:rPr>
+          <w:t xml:space="preserve">Creative Commons Attribution-NonCommercial 4.0 International License</w:t>
+        </w:r>
+      </w:hyperlink>
+      <w:r>
+        <w:rPr>
+          <w:rFonts w:ascii="Arial" w:cs="Arial" w:eastAsia="Arial" w:hAnsi="Arial"/>
+          <w:sz w:val="17"/>
+          <w:szCs w:val="17"/>
+        </w:rPr>
+        <w:t xml:space="preserve"> (</w:t>
+      </w:r>
+      <w:hyperlink w:history="1" r:id="rId5gxmvyuvywscws7bwpwp6">
+        <w:r>
+          <w:rPr>
+            <w:rFonts w:ascii="Arial" w:cs="Arial" w:eastAsia="Arial" w:hAnsi="Arial"/>
+            <w:color w:val="1F6B75"/>
+            <w:sz w:val="17"/>
+            <w:szCs w:val="17"/>
+            <w:u w:val="single" w:color="1F6B75"/>
+          </w:rPr>
+          <w:t xml:space="preserve">CC BY-NC 4.0</w:t>
+        </w:r>
+      </w:hyperlink>
+      <w:r>
+        <w:rPr>
+          <w:rFonts w:ascii="Arial" w:cs="Arial" w:eastAsia="Arial" w:hAnsi="Arial"/>
+          <w:sz w:val="17"/>
+          <w:szCs w:val="17"/>
+        </w:rPr>
+        <w:t xml:space="preserve">). To view a copy of this license, visit </w:t>
+      </w:r>
+      <w:hyperlink w:history="1" r:id="rIds-hci-gyy2ndlwaclhg_j">
+        <w:r>
+          <w:rPr>
+            <w:rFonts w:ascii="Arial" w:cs="Arial" w:eastAsia="Arial" w:hAnsi="Arial"/>
+            <w:color w:val="1F6B75"/>
+            <w:sz w:val="17"/>
+            <w:szCs w:val="17"/>
+            <w:u w:val="single" w:color="1F6B75"/>
+          </w:rPr>
+          <w:t xml:space="preserve">https://creativecommons.org/licenses/by-nc/4.0/</w:t>
+        </w:r>
+      </w:hyperlink>
+      <w:r>
+        <w:rPr>
+          <w:rFonts w:ascii="Arial" w:cs="Arial" w:eastAsia="Arial" w:hAnsi="Arial"/>
+          <w:sz w:val="17"/>
+          <w:szCs w:val="17"/>
+        </w:rPr>
+        <w:t xml:space="preserve">. You are free to copy, redistribute, and adapt this material in any medium or format, provided appropriate credit is given and the material is not used for commercial purposes. KICD learning outcomes and curriculum designations reproduced here for alignment purposes remain the property of KICD and are not covered by this license. Linked external resources (e.g. CK-12, Khan Academy, PhET) are subject to their own licenses.</w:t>
+      </w:r>
+    </w:p>
     <w:sectPr>
       <w:pgSz w:w="15840" w:h="12240" w:orient="landscape"/>
       <w:pgMar w:top="1080" w:right="1080" w:bottom="1080" w:left="1080" w:header="708" w:footer="708" w:gutter="0"/>

--- a/data/outputs/v2/General_Science/SS2.4_Acids,_Bases_and_Salts/General_Science_Acids,_Bases_and_Salts_SummaryTable.docx
+++ b/data/outputs/v2/General_Science/SS2.4_Acids,_Bases_and_Salts/General_Science_Acids,_Bases_and_Salts_SummaryTable.docx
@@ -532,7 +532,7 @@
                 <w:sz w:val="18"/>
                 <w:szCs w:val="18"/>
               </w:rPr>
-              <w:t xml:space="preserve">Anchoring Phenomenon &amp; Prior Knowledge Elicitation — The Mystery of the Sufuria and the Soda Lake</w:t>
+              <w:t xml:space="preserve">Predict and Anchor: What Is Happening at Lake Magadi and Inside the Sufuria?</w:t>
             </w:r>
           </w:p>
         </w:tc>
@@ -564,7 +564,7 @@
                 <w:sz w:val="18"/>
                 <w:szCs w:val="18"/>
               </w:rPr>
-              <w:t xml:space="preserve">Students examined two anchoring phenomena: (1) photographs and short video clips of corroded aluminium sufurias and metal roofing in Kenyan homesteads where lemon juice, tomatoes, or fermented uji had been stored overnight; and (2) satellite images and field photographs of Lake Magadi's vivid pink-white soda flats alongside footage of flamingos feeding there. They also handled labelled sample bottles of lemon juice, milk, wood-ash solution, bicarbonate of soda (baking soda), vinegar, and Lake Magadi water, recording their initial sensory observations (colour, smell where safe, texture of residue). A class Driving Question Board (DQB) was constructed on the wall with students' sticky-note questions grouped into emerging categories: 'What IS in these substances?', 'Why do they react with metals?', 'Are they safe?', and 'How do we measure them?'</w:t>
+              <w:t xml:space="preserve">Students observed two striking photographs: Lake Magadi with white trona crusts and pink-red alkaline water where flamingos live, and a household aluminium sufuria with white mineral scale inside and acid-pitting outside from lemon-water left overnight. They also observed that 12 familiar Kenyan substances are difficult to classify without evidence.</w:t>
             </w:r>
           </w:p>
         </w:tc>
@@ -596,7 +596,7 @@
                 <w:sz w:val="18"/>
                 <w:szCs w:val="18"/>
               </w:rPr>
-              <w:t xml:space="preserve">Students surfaced and documented their prior conceptions about acids and bases — including common Kenyan folk knowledge (e.g., 'ash water cleans pots because it is strong'; 'lemon juice preserves fish'). They established that substances around them behave very differently and that this difference must have a chemical explanation. The class collectively agreed on the driving question and committed it to the DQB. Pedagogical note: This lesson is purely elicitation — resist correcting misconceptions at this stage. Record every student idea on the DQB without evaluation; this baseline is essential for measuring conceptual change by Lesson 8.</w:t>
+              <w:t xml:space="preserve">Students have not yet learned any new content. They have surfaced what they already know (or believe they know) about acids, bases and salts from everyday Kenyan life and from previous grades. They have learned that their own prior knowledge produces disagreements that science can resolve.</w:t>
             </w:r>
           </w:p>
         </w:tc>
@@ -628,7 +628,7 @@
                 <w:sz w:val="18"/>
                 <w:szCs w:val="18"/>
               </w:rPr>
-              <w:t xml:space="preserve">No formal explanation is introduced in Lesson 1. The teacher's role is to provoke curiosity and surface prior knowledge. The phenomena of the corroded sufuria and the soda lake serve as the anchoring context to which every subsequent lesson will return. Teachers should photograph the initial DQB for comparison at the end of the unit. Cold-call at least 6 students using the prompt: 'What do you THINK is causing this — and what makes you say that?' Allow 10-second wait time after each question before accepting responses.</w:t>
+              <w:t xml:space="preserve">Students produced their first explanatory model: a two-panel sketch of the Lake Magadi and sufuria phenomena labelled with their current best guesses. These explanations are deliberately tentative and incomplete and will be revised across Lessons 2 through 7 as evidence accumulates.</w:t>
             </w:r>
           </w:p>
         </w:tc>
@@ -713,7 +713,7 @@
                 <w:sz w:val="18"/>
                 <w:szCs w:val="18"/>
               </w:rPr>
-              <w:t xml:space="preserve">Students used universal indicator solution and pH paper (or a digital pH meter where available) to measure the pH of ten locally sourced substances: lemon juice, uji (fermented porridge), fresh milk, wood-ash solution, bicarbonate of soda solution, Lake Magadi water (simulated with Na₂CO₃ solution), cooking-salt solution, tap water from Nairobi/local source, vinegar, and antacid tablet dissolved in water. Results were recorded in a class data table projected at the front. Students observed that colours ranged from red-orange (acidic) through green (neutral) to blue-purple (alkaline), and noted that Lake Magadi water and wood-ash solution produced the deepest purple, while lemon juice and uji produced the deepest red.</w:t>
+              <w:t xml:space="preserve">Students tested 12 substances — including Lake Magadi water (simulated), lemon juice, wood-ash filtrate, cooking salt solution, vinegar, antacid solution, tap water, sugar solution, dilute HCl, dilute NaOH, milk, and baking soda solution — using universal indicator paper and a pH colour chart. They recorded indicator colour, pH value, and acid/base/neutral classification for each substance, and flagged surprises by comparing actual pH results against their Lesson 1 predictions.</w:t>
             </w:r>
           </w:p>
         </w:tc>
@@ -745,7 +745,7 @@
                 <w:sz w:val="18"/>
                 <w:szCs w:val="18"/>
               </w:rPr>
-              <w:t xml:space="preserve">Substances are classified as acids (pH &lt; 7, dominant H⁺ ions), bases (pH &gt; 7, dominant OH⁻ ions), or neutral (pH = 7, equal H⁺ and OH⁻). Lake Magadi water is strongly alkaline (pH ≈ 11–12) due to dissolved sodium carbonate (trona/natron). Lemon juice is strongly acidic (pH ≈ 2) due to citric acid. Cooking-salt solution is neutral (pH ≈ 7). Students learned that pH is a logarithmic scale: a change of 1 pH unit represents a tenfold change in H⁺ concentration. Pedagogical note: Emphasise that 'acid' and 'base' are not binary labels but positions on a continuous scale — this corrects the common misconception that only laboratory chemicals are acids or bases.</w:t>
+              <w:t xml:space="preserve">Substances are classified as acids (pH &lt; 7, dominant H⁺ ions), bases (pH &gt; 7, dominant OH⁻ ions), or neutral (pH = 7, equal H⁺ and OH⁻). Lake Magadi water is strongly basic (pH 9–11) because dissolved trona (sodium sesquicarbonate) releases OH⁻ ions — explaining why it is caustic to unprotected human skin. Lemon juice is acidic (pH 2–3) because citric acid releases H⁺ ions — explaining why it pitted the aluminium sufuria overnight. Cooking salt (NaCl) solution is neutral (pH 7). Wood-ash solution is basic (pH 9–11). Evidence does not always match intuitive predictions — surprises are more scientifically valuable than confirmations.</w:t>
             </w:r>
           </w:p>
         </w:tc>
@@ -777,7 +777,7 @@
                 <w:sz w:val="18"/>
                 <w:szCs w:val="18"/>
               </w:rPr>
-              <w:t xml:space="preserve">The anchoring phenomenon is revisited: the sufuria corrodes more in lemon-juice and uji storage (low pH, high H⁺) than in plain water storage, because H⁺ ions attack the aluminium oxide layer. The pink flamingos of Lake Magadi survive in highly alkaline water because their legs and beaks are adapted — most other organisms cannot. Students update the DQB: the 'What IS in these substances?' cluster now has the answer 'H⁺ or OH⁻ ions in different concentrations.' Teachers should cold-call 4 students to explain why two substances with different colours on pH paper might still both be classified as 'acidic.'</w:t>
+              <w:t xml:space="preserve">Acids release hydrogen ions (H⁺) when dissolved in water; the more H⁺ ions, the lower the pH and the more acidic the substance. Bases release hydroxide ions (OH⁻); the more OH⁻ ions, the higher the pH and the more basic the substance. The pH scale runs from 0 (most acidic) to 14 (most basic), with 7 as neutral. The corrosive behaviour of Lake Magadi water on unprotected skin and the pitting of the aluminium sufuria by lemon juice are both explained by excess ions (OH⁻ and H⁺ respectively) reacting with biological or metallic surfaces. Salts such as NaCl can be neither acidic nor basic — a finding that raises new questions about salt classification, to be explored from Lesson 3 onwards.</w:t>
             </w:r>
           </w:p>
         </w:tc>
@@ -830,7 +830,7 @@
                 <w:sz w:val="18"/>
                 <w:szCs w:val="18"/>
               </w:rPr>
-              <w:t xml:space="preserve">Biological and Chemical Roles of Acids and Bases — Digestion, Respiration and Bleaching</w:t>
+              <w:t xml:space="preserve">Lesson 3: Biological and Chemical Roles of Acids and Bases — Digestion, Respiration and Bleaching</w:t>
             </w:r>
           </w:p>
         </w:tc>
@@ -862,7 +862,7 @@
                 <w:sz w:val="18"/>
                 <w:szCs w:val="18"/>
               </w:rPr>
-              <w:t xml:space="preserve">Students watched an annotated diagram walkthrough of the human digestive system, focusing on the stomach (HCl, pH 1–2) and the small intestine (bile + pancreatic juice, pH 7–8). They then examined a demonstration: a piece of nyama choma placed in dilute HCl (simulating gastric acid) versus plain water — observing faster protein breakdown in acid. A second demonstration showed sodium hypochlorite bleach (alkaline) removing colour from a strip of printed fabric, connecting to its use in Kenyan laundries and hospitals. Students also read a short passage on how Kenyan runners (e.g., marathoners training at altitude in Iten) produce lactic acid during intense exercise, causing temporary muscle fatigue.</w:t>
+              <w:t xml:space="preserve">Students observed: (1) an antacid tablet neutralising indicator-coloured dilute HCl in real time, watching the pH rise from ~1–2 (red) toward neutral (yellow-green) with visible CO₂ effervescence; (2) a labelled diagram on Reading Card 1 showing pH values at each region of the human digestive tract; (3) the reversible equation CO₂ + H₂O ⇌ H₂CO₃ on Reading Card 2 in the context of Kenyan long-distance athletes and high-altitude running in the Rift Valley; (4) a comparison on Reading Card 3 between the pH of sodium hypochlorite bleach (~11–13) and Lake Magadi water (~10.5).</w:t>
             </w:r>
           </w:p>
         </w:tc>
@@ -894,7 +894,7 @@
                 <w:sz w:val="18"/>
                 <w:szCs w:val="18"/>
               </w:rPr>
-              <w:t xml:space="preserve">Students learned that: (1) the stomach produces HCl (pH 1–2), which activates pepsin and kills pathogens in food such as nyama choma or githeri; (2) the pancreas secretes alkaline bicarbonate to neutralise stomach acid in the duodenum, protecting the intestinal lining; (3) during vigorous exercise, lactic acid accumulates in muscles, lowering blood pH slightly — the body buffers this with bicarbonate ions; (4) alkaline sodium hypochlorite is used as a bleach and disinfectant because OH⁻-rich environments disrupt microbial cell membranes. Pedagogical note: Use the Kenyan athlete context deliberately — students in Rift Valley schools often have personal connections to athletics, making the lactic-acid example highly motivating.</w:t>
+              <w:t xml:space="preserve">Students learned that: (1) the stomach produces HCl (pH 1–2), which activates digestive enzymes and kills pathogens in food such as nyama choma or githeri; (2) the pancreas secretes sodium hydrogen carbonate (NaHCO₃) into the duodenum to neutralise stomach acid, raising the pH to 7–8 for intestinal enzyme function; (3) CO₂ produced during cellular respiration dissolves in blood to form carbonic acid (H₂CO₃), and the blood buffer system maintains pH at ~7.4; (4) sodium hypochlorite (NaOCl) is an alkaline bleaching agent that destroys colour pigments by oxidation — its high pH is comparable to Lake Magadi's caustic water; (5) acids and bases are not simply hazardous chemicals but are precisely regulated agents essential for life processes.</w:t>
             </w:r>
           </w:p>
         </w:tc>
@@ -926,7 +926,7 @@
                 <w:sz w:val="18"/>
                 <w:szCs w:val="18"/>
               </w:rPr>
-              <w:t xml:space="preserve">The anchoring phenomenon is extended: just as lemon juice (acid) breaks down the aluminium oxide on the sufuria, HCl in the stomach breaks down food proteins — controlled acid action is essential for life. Equally, the alkalinity of Lake Magadi (like bleach) makes it hostile to most organisms but useful industrially (Tata Chemicals Magadi extracts soda ash for glass-making). Students update the DQB cluster 'Why do they react with metals/food/living things?' Teachers should pose the question: 'If the stomach is so acidic, why doesn't it digest itself?' — allow 15-second think time, then cold-call 3 students before providing the explanation (mucus lining / bicarbonate barrier).</w:t>
+              <w:t xml:space="preserve">Students explained: (1) why a flamingo wading in Lake Magadi's alkaline water (pH ~10.5) can live there because flamingos are adapted to it (this lesson does not explain the mechanism of that adaptation); (2) why the lemon juice (citric acid) that is safe to drink can simultaneously pit an aluminium sufuria overnight — the H⁺ ions from the acid react with the aluminium metal (acid–metal reactions are investigated experimentally in Lesson 4, using magnesium as a model metal for aluminium), a reaction that does not occur inside the body because the stomach lining is protected by mucus; (3) why blood must maintain a near-neutral pH of 7.4 — even though CO₂ from respiration continuously generates carbonic acid, the bicarbonate buffer system (NaHCO₃/H₂CO₃) prevents dangerous acidification; (4) how the soda ash (Na₂CO₃, produced from trona, Na₃H(CO₃)₂·2H₂O) harvested commercially from Lake Magadi functions as an alkaline industrial bleaching and cleaning agent — the same category of chemistry as the sodium hypochlorite used in Kenyan laundries and hospitals.</w:t>
             </w:r>
           </w:p>
         </w:tc>
@@ -979,7 +979,7 @@
                 <w:sz w:val="18"/>
                 <w:szCs w:val="18"/>
               </w:rPr>
-              <w:t xml:space="preserve">Neutralisation Reactions — How Acids and Bases Cancel Each Other Out</w:t>
+              <w:t xml:space="preserve">Reactions of Acids with Bases, Carbonates and Metals — Evidence from the Sufuria and the Antacid</w:t>
             </w:r>
           </w:p>
         </w:tc>
@@ -1011,7 +1011,7 @@
                 <w:sz w:val="18"/>
                 <w:szCs w:val="18"/>
               </w:rPr>
-              <w:t xml:space="preserve">Students performed a titration-style investigation: they added wood-ash solution (alkali) drop by drop to a measured volume of lemon juice containing universal indicator, swirling after each addition and recording the colour change. They plotted a simple colour-vs-drops graph. A parallel demonstration showed an antacid tablet (magnesium hydroxide or calcium carbonate) dissolving in dilute HCl — students observed fizzing (CO₂ release) and temperature change using a thermometer. A third observation: farmers in the Rift Valley add lime (calcium oxide/hydroxide) to acidic red soil — students examined before/after photographs of crop yields from KALRO (Kenya Agricultural and Livestock Research Organisation) trial plots.</w:t>
+              <w:t xml:space="preserve">In Experiment 1 I observed the universal indicator colour change from purple to red as HCl was added to NaOH, and the test tube felt warm. In Experiment 2 I observed vigorous fizzing when H2SO4 met marble chips and damp litmus paper turned red at the mouth of the flask. In Experiment 3 I observed magnesium ribbon disappearing in HCl with rapid fizzing and a squeaky pop from the glowing splint test.</w:t>
             </w:r>
           </w:p>
         </w:tc>
@@ -1043,7 +1043,7 @@
                 <w:sz w:val="18"/>
                 <w:szCs w:val="18"/>
               </w:rPr>
-              <w:t xml:space="preserve">Neutralisation is the reaction between an acid and a base to form a salt and water: Acid + Base → Salt + Water. The general ionic equation is H⁺ + OH⁻ → H₂O. When carbonate or bicarbonate bases are used, CO₂ is also produced: e.g., 2HCl + CaCO₃ → CaCl₂ + H₂O + CO₂. Neutralisation is exothermic (temperature rises). Antacids work by neutralising excess HCl in the stomach. Liming acidic soil raises pH, making nutrients more available to maize and bean crops. Pedagogical note: Students frequently confuse 'neutralisation always produces pH 7' — clarify that the final pH depends on the relative strengths of the acid and base; a strong acid + weak base gives a slightly acidic salt solution.</w:t>
+              <w:t xml:space="preserve">I learned that acids react with bases in neutralisation to produce a salt and water; acids react with carbonates to produce a salt, water and carbon dioxide; acids react with metals to produce a salt and hydrogen gas. A salt is one of the products in each of these three acid reactions. The salt product depends on which acid and which base or metal react together.</w:t>
             </w:r>
           </w:p>
         </w:tc>
@@ -1075,7 +1075,7 @@
                 <w:sz w:val="18"/>
                 <w:szCs w:val="18"/>
               </w:rPr>
-              <w:t xml:space="preserve">The sufuria phenomenon: adding a pinch of bicarbonate of soda to lemon juice before cooking in an aluminium pot neutralises some acid, reducing corrosion — this is a real household practice worth validating scientifically. The Lake Magadi context: industrial acid waste cannot simply be dumped near Magadi because the highly alkaline lake water would neutralise it, producing large quantities of salt — an environmental management consideration. Students update the DQB: 'How do we USE acid-base chemistry?' cluster. Cold-call 5 students with: 'Write the word equation for what happens when you take a Maalox tablet for stomach pain — then explain it to your neighbour.'</w:t>
+              <w:t xml:space="preserve">These reactions explain why the aluminium sufuria was pitted overnight — the citric acid in lemon juice reacts with aluminium in a similar way to how HCl reacted with magnesium (our model metal), forming a salt and hydrogen gas and corroding the surface. They also explain why antacid tablets fizz in the stomach — the carbonate in the tablet reacts with stomach HCl to form a salt, water and CO2. The mineral crusts at Lake Magadi are salts too, but they form by crystallisation as lake water evaporates, not by acid reactions.</w:t>
             </w:r>
           </w:p>
         </w:tc>
@@ -1128,7 +1128,7 @@
                 <w:sz w:val="18"/>
                 <w:szCs w:val="18"/>
               </w:rPr>
-              <w:t xml:space="preserve">Properties and Preparation of Salts — Beyond Table Salt, from Nairobi Pharmacy to Magadi Flats</w:t>
+              <w:t xml:space="preserve">Salts — Classification and Behaviour in Air: Why Does the Canteen Salt Clump in Mombasa Rains?</w:t>
             </w:r>
           </w:p>
         </w:tc>
@@ -1160,7 +1160,7 @@
                 <w:sz w:val="18"/>
                 <w:szCs w:val="18"/>
               </w:rPr>
-              <w:t xml:space="preserve">Students examined six salt samples: NaCl (table salt), CaCO₃ (chalk/limestone — shown in photographs of Kenyan cement factories in Athi River), Na₂CO₃ (soda ash from Lake Magadi), CaSO₄ (plaster of Paris — used in Kenyan hospitals for fractures), NH₄NO₃ (CAN fertiliser used by Kenyan farmers), and FeSO₄ (iron(II) sulfate — used in iron-supplement tablets). They tested each for: solubility in water, effect on pH paper (acidic, basic, or neutral salt), and reaction with dilute acid or dilute alkali. Observations were recorded in a structured table. Students also watched a short video clip on the Tata Chemicals Magadi soda-ash extraction process.</w:t>
+              <w:t xml:space="preserve">We observed four salts — NaCl, anhydrous CaCl2, Na2CO3.10H2O and CuSO4.5H2O — left in open petri dishes for 24 hours. We measured and recorded mass changes and changes in visual appearance. We found that CaCl2 gained mass and partially dissolved into a liquid, Na2CO3.10H2O lost mass and turned powdery, NaCl showed very little change, and CuSO4.5H2O showed slight mass loss.</w:t>
             </w:r>
           </w:p>
         </w:tc>
@@ -1192,7 +1192,7 @@
                 <w:sz w:val="18"/>
                 <w:szCs w:val="18"/>
               </w:rPr>
-              <w:t xml:space="preserve">A salt is an ionic compound formed when the H⁺ of an acid is replaced by a metal ion (or ammonium ion). Salts can be prepared by: (1) neutralisation (acid + base); (2) direct combination of a metal with a non-metal (e.g., Na + Cl₂ → NaCl); (3) reaction of a metal with an acid (e.g., Zn + H₂SO₄ → ZnSO₄ + H₂); (4) reaction of a metal oxide/carbonate with an acid. Salt solutions are not always neutral — they can be acidic (e.g., NH₄Cl) or alkaline (e.g., Na₂CO₃) due to hydrolysis. The Lake Magadi trona (Na₂CO₃·NaHCO₃·2H₂O) is a naturally occurring salt deposit of enormous economic value to Kenya. Pedagogical note: The variety of salts from everyday Kenyan contexts (fertiliser, cement, plaster, supplements) powerfully corrects the misconception that 'salt = NaCl only.'</w:t>
+              <w:t xml:space="preserve">We learned that salts differ in how they interact with water vapour in the air. A hygroscopic salt absorbs moisture from the air without dissolving. A deliquescent salt absorbs so much water vapour that it dissolves completely. An efflorescent salt loses its water of crystallisation to the air and becomes a dry powder. These differences depend on how strongly the ions in the salt lattice attract water molecules compared to how strongly the atmosphere holds water vapour.</w:t>
             </w:r>
           </w:p>
         </w:tc>
@@ -1224,7 +1224,7 @@
                 <w:sz w:val="18"/>
                 <w:szCs w:val="18"/>
               </w:rPr>
-              <w:t xml:space="preserve">The anchoring phenomena reconnect: the white residue left on the sufuria after alkaline wood-ash water evaporates is a salt (potassium carbonate, K₂CO₃); the white crust on Lake Magadi's shores is a salt (trona/Na₂CO₃). The corrosion of the sufuria by acid also produces a salt (aluminium salt in solution). Students update the DQB: 'What IS produced when acids and bases react?' is now answered. Teachers cold-call 4 students: 'Name ONE salt used in your home or on your farm, state how it was made (even if industrially), and say whether its solution is acidic, neutral, or alkaline — and why.'</w:t>
+              <w:t xml:space="preserve">We explained that the canteen cook's salt in Mombasa clumps because NaCl is only weakly hygroscopic — our dish showed very little change, but over weeks of very high coastal humidity it absorbs enough moisture to clump. We explained that the Lake Magadi trona crusts can shrink and crack in the wet season because Na3H(CO3)2.2H2O is a hydrated salt whose crust gains or loses water with humidity; the crusts themselves form by crystallisation as lake water evaporates, not by efflorescence. We connected the water of crystallisation in hydrated salt formulas (such as CuSO4.5H2O and Na2CO3.10H2O) to the observable mass changes we measured, showing that the dot-number in a hydrated formula represents real water molecules held inside the ionic lattice that can be lost or gained.</w:t>
             </w:r>
           </w:p>
         </w:tc>
@@ -1309,7 +1309,7 @@
                 <w:sz w:val="18"/>
                 <w:szCs w:val="18"/>
               </w:rPr>
-              <w:t xml:space="preserve">Students rotated through four application stations (10 minutes each): Station A — Food &amp; Preservation: tasting (safely) and testing pH of cured fish from Lake Victoria (salt-preserved), pickled vegetables (acidic brine), and baking-soda chapati dough versus plain dough (observing rise). Station B — Agriculture: comparing maize seedling growth in three soil types — acidic (pH 5), neutral (pH 7), and over-limed (pH 9) — using photographs from a KALRO 8-week trial; examining CAN and DAP fertiliser packets and reading NPK labels. Station C — Medicine: examining an antacid tablet, oral rehydration salts (ORS) packet, and iron-supplement tablet; calculating the moles of active salt in each. Station D — Industry: examining photographs of Athi River cement works, Magadi soda-ash export containers, and Kenyan soap-making (saponification uses NaOH).</w:t>
+              <w:t xml:space="preserve">Learners researched and mapped five real-life sectors (agriculture — CAN/DAP on Rift Valley farms; food industry — NaCl preservation of nyama choma and fish; medicine — ORS, saline, antacid tablets; laundry — washing soda Na₂CO₃·10H₂O; road use and environment) in which specific named salts play essential roles, and they peer-taught these findings to mixed teaching groups using completed sector maps as visual aids.</w:t>
             </w:r>
           </w:p>
         </w:tc>
@@ -1341,7 +1341,7 @@
                 <w:sz w:val="18"/>
                 <w:szCs w:val="18"/>
               </w:rPr>
-              <w:t xml:space="preserve">Salts are not just a single substance (NaCl) but a vast family of ionic compounds; each salt's specific properties determine its application. Key applications: (1) NaCl — food preservation and flavour; (2) Na₂CO₃ (soda ash) — glass manufacturing, soap production, water softening; (3) CaCO₃ — cement and building materials (Athi River Portland Cement); (4) NH₄NO₃ / (NH₄)₂HPO₄ (CAN/DAP) — crop fertilisers that replenish soil nitrogen and phosphorus; (5) Mg(OH)₂ / CaCO₃ — antacids; (6) NaHCO₃ — baking agent (releases CO₂ to leaven chapati/mandazi); (7) FeSO₄ — iron-deficiency treatment. Pedagogical note: Station C (medicine) is particularly powerful for students from communities where antacids and ORS are common household items — connect the chemistry to lived experience explicitly.</w:t>
+              <w:t xml:space="preserve">Salts are not just a single substance (table salt / NaCl) but a vast family of ionic compounds produced by neutralisation reactions; each salt's specific properties — solubility, reactivity, hygroscopicity, deliquescence — determine which sector it is used in. Lake Magadi's trona (sodium sesquicarbonate) is the source of industrial soda ash (Na₂CO₃), the anhydrous form of domestic washing soda (Na₂CO₃·10H₂O), directly linking the anchoring phenomenon to everyday Kenyan laundry practice. Excess dietary NaCl disrupts osmotic balance and raises blood pressure, illustrating that the same salt that is essential for life can be harmful in excess — echoing the phenomenon's central puzzle of 'caustic yet useful.'</w:t>
             </w:r>
           </w:p>
         </w:tc>
@@ -1373,7 +1373,7 @@
                 <w:sz w:val="18"/>
                 <w:szCs w:val="18"/>
               </w:rPr>
-              <w:t xml:space="preserve">The anchoring phenomena are fully revisited at this stage: wood ash (K₂CO₃, a base) reacts with grease (saponification, producing a soap-like salt) — this is why ash water has historically been used for cleaning in Kenyan rural kitchens. Lake Magadi's soda-ash salts are Kenya's most significant mineral export. Cooking salt (NaCl) is neutral and does not corrode the sufuria. Students update the DQB: the 'Are they safe?' and 'How do we USE them?' clusters are substantially answered. Teachers cold-call 6 students using: 'Pick any one salt from today's stations. Explain its chemical origin (what acid + what base made it), one benefit, and one risk of misuse.'</w:t>
+              <w:t xml:space="preserve">The chemical identity of a salt — its formula, ionic composition, and physical behaviour (including air-behaviour classification from Lesson 5) — determines its real-life application: CAN and DAP release ammonium and nitrate ions that plants need for protein synthesis; antacids contain basic salts (CaCO₃, Mg(OH)₂) that neutralise excess stomach HCl; washing soda's high carbonate ion concentration softens hard water by precipitating Ca²⁺ and Mg²⁺ ions; and NaCl gritting on cold highland roads lowers the freezing point of water by disrupting the ionic lattice of ice — all explained by the same ionic bonding and dissolution principles studied in Lessons 1–5.</w:t>
             </w:r>
           </w:p>
         </w:tc>
@@ -1426,7 +1426,7 @@
                 <w:sz w:val="18"/>
                 <w:szCs w:val="18"/>
               </w:rPr>
-              <w:t xml:space="preserve">Acid-Base Indicators, Buffers and Soil pH Management — Kenyan Farmer as Chemist</w:t>
+              <w:t xml:space="preserve">Driving Question Board Synthesis and Cumulative Model Building</w:t>
             </w:r>
           </w:p>
         </w:tc>
@@ -1458,7 +1458,7 @@
                 <w:sz w:val="18"/>
                 <w:szCs w:val="18"/>
               </w:rPr>
-              <w:t xml:space="preserve">Students prepared natural indicators from locally available materials: red cabbage juice, turmeric powder, and bougainvillea petal extract (all obtainable at Kenyan markets). They tested each indicator against: dilute HCl, lemon juice, tap water, bicarbonate of soda, wood-ash solution, and dilute NaOH — recording colour changes in a results table. They then compared their natural indicators to universal indicator and discussed sensitivity and range. In the second part, students examined soil pH data from three Kenyan farming regions: acidic pyrethrum soils in Kericho (pH ≈ 5.0), neutral maize soils in Trans Nzoia (pH ≈ 6.8), and slightly alkaline semi-arid soils near Kajiado (pH ≈ 7.8). They calculated how much agricultural lime (CaCO₃) a Kericho farmer would need to raise soil pH to the optimal range for pyrethrum (pH 5.5–6.5).</w:t>
+              <w:t xml:space="preserve">Students observed the full set of Driving Question Board entries accumulated since Lesson 1, peer models from all groups during the gallery walk, and the live consensus model built collaboratively on the board at the end of the lesson. They also observed their own Lesson 1 written predictions compared to their current understanding.</w:t>
             </w:r>
           </w:p>
         </w:tc>
@@ -1490,7 +1490,7 @@
                 <w:sz w:val="18"/>
                 <w:szCs w:val="18"/>
               </w:rPr>
-              <w:t xml:space="preserve">Indicators are substances that change colour depending on pH; they themselves are weak acids or bases whose conjugate pairs have different colours. Natural indicators are culturally and practically significant — Kenyan farmers and food processors have long used colour-change observations (e.g., turmeric staining) without knowing the underlying chemistry. Buffers are solutions that resist changes in pH when small amounts of acid or base are added; blood (pH 7.35–7.45) is buffered by the carbonic acid/bicarbonate system. Soil pH determines nutrient availability: at pH &lt; 5.5, aluminium and manganese become toxic to maize roots; at pH &gt; 7.5, iron and zinc become insoluble. Liming is the most cost-effective intervention for acidic Kenyan highland soils. Pedagogical note: The calculation task (moles of CaCO₃ needed per hectare) integrates stoichiometry from earlier units — flag this cross-strand connection explicitly for students preparing for KCSE.</w:t>
+              <w:t xml:space="preserve">Students learned that all six lessons of evidence converge on a coherent explanatory framework: the pH scale, acid-base-salt definitions, three reaction types, three salt-air behaviours and real-life applications all connect to the two anchoring images. They learned that scientific models are revised iteratively as evidence accumulates, and that Lake Magadi trona (Na₃H(CO₃)₂·2H₂O) is a sodium carbonate salt and the raw material for the washing soda in domestic laundry, whereas the sufuria scale is a different salt, calcium carbonate — illustrating that one phenomenon can be explained by multiple intersecting chemistry concepts.</w:t>
             </w:r>
           </w:p>
         </w:tc>
@@ -1522,7 +1522,7 @@
                 <w:sz w:val="18"/>
                 <w:szCs w:val="18"/>
               </w:rPr>
-              <w:t xml:space="preserve">The anchoring phenomenon deepens: the sufuria corrodes fastest in the uji (fermented porridge) because lactic and acetic acid lower pH to ≈ 3.5 — even below lemon juice on some days, depending on fermentation time. The Lake Magadi water (pH ≈ 11) acts as a natural buffer due to the carbonate/bicarbonate system present in the lake — this is why its pH remains remarkably stable despite rain and evaporation cycles. Students update the DQB: 'How do we MEASURE and CONTROL pH in real systems?' is now answered. Teachers pose the synthesis question: 'A Kericho tea farmer notices her pyrethrum crop failing. She tests the soil and gets pH 4.8. Walk me through, step by step, the chemistry she needs to fix this.' Cold-call 3 students for sequential steps.</w:t>
+              <w:t xml:space="preserve">Students explained: why Lake Magadi water is caustic (high pH, high OH- concentration from carbonate and bicarbonate salts) yet yields commercially and domestically useful soda ash; why lemon juice pitted the aluminium sufuria overnight (acid-metal reaction producing aluminium salt and hydrogen gas) but is safe to consume in dilute form; why the sufuria scale formed (dissolved mineral salts in hard water deposited on evaporation — salt-air and solubility behaviour); and how every phenomenon in the unit is an instance of the same underlying chemistry of acids, bases and salts acting on materials and living systems in the Kenyan environment.</w:t>
             </w:r>
           </w:p>
         </w:tc>
@@ -1607,7 +1607,7 @@
                 <w:sz w:val="18"/>
                 <w:szCs w:val="18"/>
               </w:rPr>
-              <w:t xml:space="preserve">Students presented community-action mini-projects (prepared in Lessons 6–7 as homework/group work) addressing one of three real Kenyan scenarios: (A) advising a Kisumu fishing community on how over-application of CAN fertiliser causes eutrophication in Lake Victoria; (B) designing a safe household-waste disposal guide for a Nairobi estate covering acids (battery acid, drain cleaners), bases (bleach, oven cleaner), and neutral salts (table salt, ORS); or (C) proposing a school garden soil-management plan for a Rift Valley school using liming and composting to maintain optimal pH. Each group displayed a poster and gave a 3-minute presentation. The class also completed a final individual written assessment (structured questions + one extended-response question returning to the original anchoring phenomena).</w:t>
+              <w:t xml:space="preserve">Students observed: (1) a case study with real seasonal nitrate concentration data from three Lake Victoria monitoring stations (Kisumu Port, Dunga Beach, Kendu Bay), showing higher values in the rainy season due to fertiliser run-off; (2) their own original Lesson 1 prediction sheets and conceptual model drawings, revealing how their understanding has grown; (3) the two anchoring phenomenon images (Lake Magadi soda crusts; pitted aluminium sufuria) displayed again for final explanation; (4) peer community sensitisation presentations (posters, dramas, pamphlets) on household acid-base chemistry and correct salt use.</w:t>
             </w:r>
           </w:p>
         </w:tc>
@@ -1639,7 +1639,7 @@
                 <w:sz w:val="18"/>
                 <w:szCs w:val="18"/>
               </w:rPr>
-              <w:t xml:space="preserve">Students synthesised the full unit: (1) excess fertiliser salts (CAN, DAP) dissolve in runoff water, enter Lake Victoria, cause eutrophication — algal blooms consume dissolved oxygen, killing fish that Kisumu fishing families depend on; (2) improper disposal of acidic or alkaline household chemicals can corrode pipes, harm soil organisms, and contaminate groundwater; (3) sustainable agriculture requires monitoring and adjusting soil pH using liming (for acidic soils) or sulfur/organic matter (for alkaline soils); (4) the sufuria corrodes because acids donate H⁺ to aluminium, forming Al³⁺ ions and H₂ gas — understanding this allows households to make informed choices about cookware and food storage; (5) Lake Magadi's economic value (soda-ash export) must be balanced against ecological protection of the flamingo habitat. Pedagogical note: The final assessment should be marked using a concept-map rubric that rewards connections between lessons, not just recall of isolated facts. Compare students' final DQB entries to their Lesson 1 sticky notes — celebrate measurable conceptual growth explicitly in class.</w:t>
+              <w:t xml:space="preserve">Students learned: (1) excess fertiliser salts (CAN, DAP) dissolve in water, run off into Lake Victoria, cause eutrophication (algal bloom → oxygen depletion → fish death) — directly linking salt solubility and ion chemistry to environmental harm; (2) trona (sodium sesquicarbonate, Na₃H(CO₃)₂·2H₂O, the source of Na₂CO₃ soda ash) at Lake Magadi is an alkaline salt that crystallises as lake water evaporates in the Rift Valley heat; (3) lemon juice (citric acid, low pH) reacts with aluminium metal (Al + acid → aluminium salt + H₂), pitting the sufuria; (4) canteen salt clumps in April rains because NaCl is hygroscopic — Na⁺ and Cl⁻ ions attract polar water molecules from humid air; (5) their own conceptual models changed substantially across eight lessons, and scientific understanding grows by revising prior models with new evidence.</w:t>
             </w:r>
           </w:p>
         </w:tc>
@@ -1671,7 +1671,7 @@
                 <w:sz w:val="18"/>
                 <w:szCs w:val="18"/>
               </w:rPr>
-              <w:t xml:space="preserve">The driving question is fully answered and closed: substances from the Kenyan environment react differently because of their H⁺/OH⁻ ion concentrations and the specific salts they contain; understanding acid-base chemistry allows communities to protect cookware, manage soil, treat illness, preserve food, run industries (Magadi soda ash), and protect ecosystems (Lake Victoria eutrophication prevention). The DQB is reviewed as a class — every original question from Lesson 1 is matched to the lesson(s) that answered it, demonstrating the full arc of learning. Teachers should display both the Lesson 1 and Lesson 8 versions of the DQB side by side and cold-call 5 students with: 'Point to one question on the Lesson 1 board that YOU can now fully answer — and give that answer in two sentences using chemistry vocabulary.'</w:t>
+              <w:t xml:space="preserve">Students explained, using the Claim–Evidence–Reasoning framework: (1) WHY Lake Magadi's trona forms white shoreline crusts — evaporation concentrates Na₂CO₃ dissolved in the alkaline lake water, which then crystallises as the water dries; the high pH makes the water caustic yet commercially valuable as soda ash for the Magadi Soda Company; (2) WHY lemon juice pitted the aluminium sufuria — citric acid (H⁺ ions, pH 2–3) reacted with the aluminium metal surface overnight via an acid-metal reaction, producing aluminium salt and hydrogen gas, corroding the pot wall; (3) WHY canteen salt clumps in the long rains — sodium chloride is weakly hygroscopic, absorbing small amounts of water vapour from humid April air onto its ionic crystal surfaces; (4) HOW fertiliser salt overuse harms Lake Victoria — nitrate and phosphate ions from CAN and DAP run off into the lake, fuel explosive algal and water hyacinth growth, decomposing biomass depletes dissolved oxygen, and Nile tilapia (ngege) suffocate — all traceable to the solubility and ionic nature of salts studied throughout the sub-strand.</w:t>
             </w:r>
           </w:p>
         </w:tc>
@@ -1795,7 +1795,7 @@
         </w:rPr>
         <w:t xml:space="preserve">© 2026 SeaVuria and ARES. This work is licensed under a </w:t>
       </w:r>
-      <w:hyperlink w:history="1" r:id="rIdnasmgtnbrpgjwlxytwvbi">
+      <w:hyperlink w:history="1" r:id="rIdrthwvzqidh6g64gs1pi4e">
         <w:r>
           <w:rPr>
             <w:rFonts w:ascii="Arial" w:cs="Arial" w:eastAsia="Arial" w:hAnsi="Arial"/>
@@ -1815,7 +1815,7 @@
         </w:rPr>
         <w:t xml:space="preserve"> (</w:t>
       </w:r>
-      <w:hyperlink w:history="1" r:id="rId5gxmvyuvywscws7bwpwp6">
+      <w:hyperlink w:history="1" r:id="rId2rlbvqbwghzf-c-t5flf4">
         <w:r>
           <w:rPr>
             <w:rFonts w:ascii="Arial" w:cs="Arial" w:eastAsia="Arial" w:hAnsi="Arial"/>
@@ -1835,7 +1835,7 @@
         </w:rPr>
         <w:t xml:space="preserve">). To view a copy of this license, visit </w:t>
       </w:r>
-      <w:hyperlink w:history="1" r:id="rIds-hci-gyy2ndlwaclhg_j">
+      <w:hyperlink w:history="1" r:id="rIdrk8-qznpqnw8jskjnbv1x">
         <w:r>
           <w:rPr>
             <w:rFonts w:ascii="Arial" w:cs="Arial" w:eastAsia="Arial" w:hAnsi="Arial"/>

--- a/data/outputs/v2/General_Science/SS2.4_Acids,_Bases_and_Salts/General_Science_Acids,_Bases_and_Salts_SummaryTable.docx
+++ b/data/outputs/v2/General_Science/SS2.4_Acids,_Bases_and_Salts/General_Science_Acids,_Bases_and_Salts_SummaryTable.docx
@@ -1795,7 +1795,7 @@
         </w:rPr>
         <w:t xml:space="preserve">© 2026 SeaVuria and ARES. This work is licensed under a </w:t>
       </w:r>
-      <w:hyperlink w:history="1" r:id="rIdrthwvzqidh6g64gs1pi4e">
+      <w:hyperlink w:history="1" r:id="rId28q8yapev8wtxe6umrg-k">
         <w:r>
           <w:rPr>
             <w:rFonts w:ascii="Arial" w:cs="Arial" w:eastAsia="Arial" w:hAnsi="Arial"/>
@@ -1815,7 +1815,7 @@
         </w:rPr>
         <w:t xml:space="preserve"> (</w:t>
       </w:r>
-      <w:hyperlink w:history="1" r:id="rId2rlbvqbwghzf-c-t5flf4">
+      <w:hyperlink w:history="1" r:id="rIdjy2kuh-iw0ctsrdbyifdu">
         <w:r>
           <w:rPr>
             <w:rFonts w:ascii="Arial" w:cs="Arial" w:eastAsia="Arial" w:hAnsi="Arial"/>
@@ -1835,7 +1835,7 @@
         </w:rPr>
         <w:t xml:space="preserve">). To view a copy of this license, visit </w:t>
       </w:r>
-      <w:hyperlink w:history="1" r:id="rIdrk8-qznpqnw8jskjnbv1x">
+      <w:hyperlink w:history="1" r:id="rId00iobtmzbtup3cdfu8gqi">
         <w:r>
           <w:rPr>
             <w:rFonts w:ascii="Arial" w:cs="Arial" w:eastAsia="Arial" w:hAnsi="Arial"/>

--- a/data/outputs/v2/General_Science/SS2.4_Acids,_Bases_and_Salts/General_Science_Acids,_Bases_and_Salts_SummaryTable.docx
+++ b/data/outputs/v2/General_Science/SS2.4_Acids,_Bases_and_Salts/General_Science_Acids,_Bases_and_Salts_SummaryTable.docx
@@ -1795,7 +1795,7 @@
         </w:rPr>
         <w:t xml:space="preserve">© 2026 SeaVuria and ARES. This work is licensed under a </w:t>
       </w:r>
-      <w:hyperlink w:history="1" r:id="rId28q8yapev8wtxe6umrg-k">
+      <w:hyperlink w:history="1" r:id="rIdqwhynw6-a-zszdovl_ycf">
         <w:r>
           <w:rPr>
             <w:rFonts w:ascii="Arial" w:cs="Arial" w:eastAsia="Arial" w:hAnsi="Arial"/>
@@ -1815,7 +1815,7 @@
         </w:rPr>
         <w:t xml:space="preserve"> (</w:t>
       </w:r>
-      <w:hyperlink w:history="1" r:id="rIdjy2kuh-iw0ctsrdbyifdu">
+      <w:hyperlink w:history="1" r:id="rIdun7zj8bsv-0utpbyi5ipj">
         <w:r>
           <w:rPr>
             <w:rFonts w:ascii="Arial" w:cs="Arial" w:eastAsia="Arial" w:hAnsi="Arial"/>
@@ -1835,7 +1835,7 @@
         </w:rPr>
         <w:t xml:space="preserve">). To view a copy of this license, visit </w:t>
       </w:r>
-      <w:hyperlink w:history="1" r:id="rId00iobtmzbtup3cdfu8gqi">
+      <w:hyperlink w:history="1" r:id="rIdmdpgr2cfkwa6br5ontlvj">
         <w:r>
           <w:rPr>
             <w:rFonts w:ascii="Arial" w:cs="Arial" w:eastAsia="Arial" w:hAnsi="Arial"/>

--- a/data/outputs/v2/General_Science/SS2.4_Acids,_Bases_and_Salts/General_Science_Acids,_Bases_and_Salts_SummaryTable.docx
+++ b/data/outputs/v2/General_Science/SS2.4_Acids,_Bases_and_Salts/General_Science_Acids,_Bases_and_Salts_SummaryTable.docx
@@ -1795,7 +1795,7 @@
         </w:rPr>
         <w:t xml:space="preserve">© 2026 SeaVuria and ARES. This work is licensed under a </w:t>
       </w:r>
-      <w:hyperlink w:history="1" r:id="rIdqwhynw6-a-zszdovl_ycf">
+      <w:hyperlink w:history="1" r:id="rId-qconqv2ahdjyxr-_nvsx">
         <w:r>
           <w:rPr>
             <w:rFonts w:ascii="Arial" w:cs="Arial" w:eastAsia="Arial" w:hAnsi="Arial"/>
@@ -1815,7 +1815,7 @@
         </w:rPr>
         <w:t xml:space="preserve"> (</w:t>
       </w:r>
-      <w:hyperlink w:history="1" r:id="rIdun7zj8bsv-0utpbyi5ipj">
+      <w:hyperlink w:history="1" r:id="rIdb5lvfpglf0chgvw89j6eh">
         <w:r>
           <w:rPr>
             <w:rFonts w:ascii="Arial" w:cs="Arial" w:eastAsia="Arial" w:hAnsi="Arial"/>
@@ -1835,7 +1835,7 @@
         </w:rPr>
         <w:t xml:space="preserve">). To view a copy of this license, visit </w:t>
       </w:r>
-      <w:hyperlink w:history="1" r:id="rIdmdpgr2cfkwa6br5ontlvj">
+      <w:hyperlink w:history="1" r:id="rIduua2psxxvbeylop2l7mxq">
         <w:r>
           <w:rPr>
             <w:rFonts w:ascii="Arial" w:cs="Arial" w:eastAsia="Arial" w:hAnsi="Arial"/>

--- a/data/outputs/v2/General_Science/SS2.4_Acids,_Bases_and_Salts/General_Science_Acids,_Bases_and_Salts_SummaryTable.docx
+++ b/data/outputs/v2/General_Science/SS2.4_Acids,_Bases_and_Salts/General_Science_Acids,_Bases_and_Salts_SummaryTable.docx
@@ -1795,7 +1795,7 @@
         </w:rPr>
         <w:t xml:space="preserve">© 2026 SeaVuria and ARES. This work is licensed under a </w:t>
       </w:r>
-      <w:hyperlink w:history="1" r:id="rId-qconqv2ahdjyxr-_nvsx">
+      <w:hyperlink w:history="1" r:id="rIdhjkb_mr9wypjiumvrweee">
         <w:r>
           <w:rPr>
             <w:rFonts w:ascii="Arial" w:cs="Arial" w:eastAsia="Arial" w:hAnsi="Arial"/>
@@ -1815,7 +1815,7 @@
         </w:rPr>
         <w:t xml:space="preserve"> (</w:t>
       </w:r>
-      <w:hyperlink w:history="1" r:id="rIdb5lvfpglf0chgvw89j6eh">
+      <w:hyperlink w:history="1" r:id="rIdjqwbuj8zm_sgtfpi4jvpz">
         <w:r>
           <w:rPr>
             <w:rFonts w:ascii="Arial" w:cs="Arial" w:eastAsia="Arial" w:hAnsi="Arial"/>
@@ -1835,7 +1835,7 @@
         </w:rPr>
         <w:t xml:space="preserve">). To view a copy of this license, visit </w:t>
       </w:r>
-      <w:hyperlink w:history="1" r:id="rIduua2psxxvbeylop2l7mxq">
+      <w:hyperlink w:history="1" r:id="rIdw8pxak1mc9aqj5jhag_3-">
         <w:r>
           <w:rPr>
             <w:rFonts w:ascii="Arial" w:cs="Arial" w:eastAsia="Arial" w:hAnsi="Arial"/>

--- a/data/outputs/v2/General_Science/SS2.4_Acids,_Bases_and_Salts/General_Science_Acids,_Bases_and_Salts_SummaryTable.docx
+++ b/data/outputs/v2/General_Science/SS2.4_Acids,_Bases_and_Salts/General_Science_Acids,_Bases_and_Salts_SummaryTable.docx
@@ -4,6 +4,7 @@
   <w:body>
     <w:p>
       <w:pPr>
+        <w:keepNext w:val="false"/>
         <w:spacing w:after="30" w:before="0"/>
         <w:jc w:val="center"/>
       </w:pPr>
@@ -23,6 +24,7 @@
     </w:p>
     <w:p>
       <w:pPr>
+        <w:keepNext w:val="false"/>
         <w:spacing w:after="60" w:before="0"/>
         <w:jc w:val="center"/>
       </w:pPr>
@@ -81,6 +83,7 @@
           </w:tcPr>
           <w:p>
             <w:pPr>
+              <w:keepNext w:val="false"/>
               <w:spacing w:after="40" w:before="0"/>
               <w:jc w:val="center"/>
             </w:pPr>
@@ -115,6 +118,7 @@
           </w:tcPr>
           <w:p>
             <w:pPr>
+              <w:keepNext w:val="false"/>
               <w:spacing w:after="40" w:before="0"/>
               <w:jc w:val="left"/>
             </w:pPr>
@@ -147,6 +151,7 @@
           </w:tcPr>
           <w:p>
             <w:pPr>
+              <w:keepNext w:val="false"/>
               <w:spacing w:after="40" w:before="0"/>
               <w:jc w:val="left"/>
             </w:pPr>
@@ -181,6 +186,7 @@
           </w:tcPr>
           <w:p>
             <w:pPr>
+              <w:keepNext w:val="false"/>
               <w:spacing w:after="40" w:before="0"/>
               <w:jc w:val="left"/>
             </w:pPr>
@@ -213,6 +219,7 @@
           </w:tcPr>
           <w:p>
             <w:pPr>
+              <w:keepNext w:val="false"/>
               <w:spacing w:after="40" w:before="0"/>
               <w:jc w:val="left"/>
             </w:pPr>
@@ -273,6 +280,7 @@
           </w:tcPr>
           <w:p>
             <w:pPr>
+              <w:keepNext w:val="false"/>
               <w:spacing w:after="40" w:before="0"/>
               <w:jc w:val="center"/>
             </w:pPr>
@@ -307,6 +315,7 @@
           </w:tcPr>
           <w:p>
             <w:pPr>
+              <w:keepNext w:val="false"/>
               <w:spacing w:after="40" w:before="0"/>
               <w:jc w:val="left"/>
             </w:pPr>
@@ -369,6 +378,7 @@
           </w:tcPr>
           <w:p>
             <w:pPr>
+              <w:keepNext w:val="false"/>
               <w:spacing w:after="40" w:before="0"/>
               <w:jc w:val="left"/>
             </w:pPr>
@@ -401,6 +411,7 @@
           </w:tcPr>
           <w:p>
             <w:pPr>
+              <w:keepNext w:val="false"/>
               <w:spacing w:after="40" w:before="0"/>
               <w:jc w:val="left"/>
             </w:pPr>
@@ -433,6 +444,7 @@
           </w:tcPr>
           <w:p>
             <w:pPr>
+              <w:keepNext w:val="false"/>
               <w:spacing w:after="40" w:before="0"/>
               <w:jc w:val="left"/>
             </w:pPr>
@@ -465,6 +477,7 @@
           </w:tcPr>
           <w:p>
             <w:pPr>
+              <w:keepNext w:val="false"/>
               <w:spacing w:after="40" w:before="0"/>
               <w:jc w:val="left"/>
             </w:pPr>
@@ -499,6 +512,7 @@
           </w:tcPr>
           <w:p>
             <w:pPr>
+              <w:keepNext w:val="false"/>
               <w:spacing w:after="40" w:before="0"/>
               <w:jc w:val="left"/>
             </w:pPr>
@@ -518,6 +532,7 @@
           </w:p>
           <w:p>
             <w:pPr>
+              <w:keepNext w:val="false"/>
               <w:spacing w:after="40" w:before="0"/>
               <w:jc w:val="left"/>
             </w:pPr>
@@ -550,6 +565,7 @@
           </w:tcPr>
           <w:p>
             <w:pPr>
+              <w:keepNext w:val="false"/>
               <w:spacing w:after="40" w:before="0"/>
               <w:jc w:val="left"/>
             </w:pPr>
@@ -582,6 +598,7 @@
           </w:tcPr>
           <w:p>
             <w:pPr>
+              <w:keepNext w:val="false"/>
               <w:spacing w:after="40" w:before="0"/>
               <w:jc w:val="left"/>
             </w:pPr>
@@ -614,6 +631,7 @@
           </w:tcPr>
           <w:p>
             <w:pPr>
+              <w:keepNext w:val="false"/>
               <w:spacing w:after="40" w:before="0"/>
               <w:jc w:val="left"/>
             </w:pPr>
@@ -648,6 +666,7 @@
           </w:tcPr>
           <w:p>
             <w:pPr>
+              <w:keepNext w:val="false"/>
               <w:spacing w:after="40" w:before="0"/>
               <w:jc w:val="left"/>
             </w:pPr>
@@ -667,6 +686,7 @@
           </w:p>
           <w:p>
             <w:pPr>
+              <w:keepNext w:val="false"/>
               <w:spacing w:after="40" w:before="0"/>
               <w:jc w:val="left"/>
             </w:pPr>
@@ -699,6 +719,7 @@
           </w:tcPr>
           <w:p>
             <w:pPr>
+              <w:keepNext w:val="false"/>
               <w:spacing w:after="40" w:before="0"/>
               <w:jc w:val="left"/>
             </w:pPr>
@@ -731,6 +752,7 @@
           </w:tcPr>
           <w:p>
             <w:pPr>
+              <w:keepNext w:val="false"/>
               <w:spacing w:after="40" w:before="0"/>
               <w:jc w:val="left"/>
             </w:pPr>
@@ -763,6 +785,7 @@
           </w:tcPr>
           <w:p>
             <w:pPr>
+              <w:keepNext w:val="false"/>
               <w:spacing w:after="40" w:before="0"/>
               <w:jc w:val="left"/>
             </w:pPr>
@@ -797,6 +820,7 @@
           </w:tcPr>
           <w:p>
             <w:pPr>
+              <w:keepNext w:val="false"/>
               <w:spacing w:after="40" w:before="0"/>
               <w:jc w:val="left"/>
             </w:pPr>
@@ -816,6 +840,7 @@
           </w:p>
           <w:p>
             <w:pPr>
+              <w:keepNext w:val="false"/>
               <w:spacing w:after="40" w:before="0"/>
               <w:jc w:val="left"/>
             </w:pPr>
@@ -848,6 +873,7 @@
           </w:tcPr>
           <w:p>
             <w:pPr>
+              <w:keepNext w:val="false"/>
               <w:spacing w:after="40" w:before="0"/>
               <w:jc w:val="left"/>
             </w:pPr>
@@ -880,6 +906,7 @@
           </w:tcPr>
           <w:p>
             <w:pPr>
+              <w:keepNext w:val="false"/>
               <w:spacing w:after="40" w:before="0"/>
               <w:jc w:val="left"/>
             </w:pPr>
@@ -912,6 +939,7 @@
           </w:tcPr>
           <w:p>
             <w:pPr>
+              <w:keepNext w:val="false"/>
               <w:spacing w:after="40" w:before="0"/>
               <w:jc w:val="left"/>
             </w:pPr>
@@ -946,6 +974,7 @@
           </w:tcPr>
           <w:p>
             <w:pPr>
+              <w:keepNext w:val="false"/>
               <w:spacing w:after="40" w:before="0"/>
               <w:jc w:val="left"/>
             </w:pPr>
@@ -965,6 +994,7 @@
           </w:p>
           <w:p>
             <w:pPr>
+              <w:keepNext w:val="false"/>
               <w:spacing w:after="40" w:before="0"/>
               <w:jc w:val="left"/>
             </w:pPr>
@@ -997,6 +1027,7 @@
           </w:tcPr>
           <w:p>
             <w:pPr>
+              <w:keepNext w:val="false"/>
               <w:spacing w:after="40" w:before="0"/>
               <w:jc w:val="left"/>
             </w:pPr>
@@ -1029,6 +1060,7 @@
           </w:tcPr>
           <w:p>
             <w:pPr>
+              <w:keepNext w:val="false"/>
               <w:spacing w:after="40" w:before="0"/>
               <w:jc w:val="left"/>
             </w:pPr>
@@ -1061,6 +1093,7 @@
           </w:tcPr>
           <w:p>
             <w:pPr>
+              <w:keepNext w:val="false"/>
               <w:spacing w:after="40" w:before="0"/>
               <w:jc w:val="left"/>
             </w:pPr>
@@ -1095,6 +1128,7 @@
           </w:tcPr>
           <w:p>
             <w:pPr>
+              <w:keepNext w:val="false"/>
               <w:spacing w:after="40" w:before="0"/>
               <w:jc w:val="left"/>
             </w:pPr>
@@ -1114,6 +1148,7 @@
           </w:p>
           <w:p>
             <w:pPr>
+              <w:keepNext w:val="false"/>
               <w:spacing w:after="40" w:before="0"/>
               <w:jc w:val="left"/>
             </w:pPr>
@@ -1146,6 +1181,7 @@
           </w:tcPr>
           <w:p>
             <w:pPr>
+              <w:keepNext w:val="false"/>
               <w:spacing w:after="40" w:before="0"/>
               <w:jc w:val="left"/>
             </w:pPr>
@@ -1178,6 +1214,7 @@
           </w:tcPr>
           <w:p>
             <w:pPr>
+              <w:keepNext w:val="false"/>
               <w:spacing w:after="40" w:before="0"/>
               <w:jc w:val="left"/>
             </w:pPr>
@@ -1210,6 +1247,7 @@
           </w:tcPr>
           <w:p>
             <w:pPr>
+              <w:keepNext w:val="false"/>
               <w:spacing w:after="40" w:before="0"/>
               <w:jc w:val="left"/>
             </w:pPr>
@@ -1244,6 +1282,7 @@
           </w:tcPr>
           <w:p>
             <w:pPr>
+              <w:keepNext w:val="false"/>
               <w:spacing w:after="40" w:before="0"/>
               <w:jc w:val="left"/>
             </w:pPr>
@@ -1263,6 +1302,7 @@
           </w:p>
           <w:p>
             <w:pPr>
+              <w:keepNext w:val="false"/>
               <w:spacing w:after="40" w:before="0"/>
               <w:jc w:val="left"/>
             </w:pPr>
@@ -1295,6 +1335,7 @@
           </w:tcPr>
           <w:p>
             <w:pPr>
+              <w:keepNext w:val="false"/>
               <w:spacing w:after="40" w:before="0"/>
               <w:jc w:val="left"/>
             </w:pPr>
@@ -1327,6 +1368,7 @@
           </w:tcPr>
           <w:p>
             <w:pPr>
+              <w:keepNext w:val="false"/>
               <w:spacing w:after="40" w:before="0"/>
               <w:jc w:val="left"/>
             </w:pPr>
@@ -1359,6 +1401,7 @@
           </w:tcPr>
           <w:p>
             <w:pPr>
+              <w:keepNext w:val="false"/>
               <w:spacing w:after="40" w:before="0"/>
               <w:jc w:val="left"/>
             </w:pPr>
@@ -1393,6 +1436,7 @@
           </w:tcPr>
           <w:p>
             <w:pPr>
+              <w:keepNext w:val="false"/>
               <w:spacing w:after="40" w:before="0"/>
               <w:jc w:val="left"/>
             </w:pPr>
@@ -1412,6 +1456,7 @@
           </w:p>
           <w:p>
             <w:pPr>
+              <w:keepNext w:val="false"/>
               <w:spacing w:after="40" w:before="0"/>
               <w:jc w:val="left"/>
             </w:pPr>
@@ -1444,6 +1489,7 @@
           </w:tcPr>
           <w:p>
             <w:pPr>
+              <w:keepNext w:val="false"/>
               <w:spacing w:after="40" w:before="0"/>
               <w:jc w:val="left"/>
             </w:pPr>
@@ -1476,6 +1522,7 @@
           </w:tcPr>
           <w:p>
             <w:pPr>
+              <w:keepNext w:val="false"/>
               <w:spacing w:after="40" w:before="0"/>
               <w:jc w:val="left"/>
             </w:pPr>
@@ -1508,6 +1555,7 @@
           </w:tcPr>
           <w:p>
             <w:pPr>
+              <w:keepNext w:val="false"/>
               <w:spacing w:after="40" w:before="0"/>
               <w:jc w:val="left"/>
             </w:pPr>
@@ -1542,6 +1590,7 @@
           </w:tcPr>
           <w:p>
             <w:pPr>
+              <w:keepNext w:val="false"/>
               <w:spacing w:after="40" w:before="0"/>
               <w:jc w:val="left"/>
             </w:pPr>
@@ -1561,6 +1610,7 @@
           </w:p>
           <w:p>
             <w:pPr>
+              <w:keepNext w:val="false"/>
               <w:spacing w:after="40" w:before="0"/>
               <w:jc w:val="left"/>
             </w:pPr>
@@ -1593,6 +1643,7 @@
           </w:tcPr>
           <w:p>
             <w:pPr>
+              <w:keepNext w:val="false"/>
               <w:spacing w:after="40" w:before="0"/>
               <w:jc w:val="left"/>
             </w:pPr>
@@ -1625,6 +1676,7 @@
           </w:tcPr>
           <w:p>
             <w:pPr>
+              <w:keepNext w:val="false"/>
               <w:spacing w:after="40" w:before="0"/>
               <w:jc w:val="left"/>
             </w:pPr>
@@ -1657,6 +1709,7 @@
           </w:tcPr>
           <w:p>
             <w:pPr>
+              <w:keepNext w:val="false"/>
               <w:spacing w:after="40" w:before="0"/>
               <w:jc w:val="left"/>
             </w:pPr>
@@ -1795,7 +1848,7 @@
         </w:rPr>
         <w:t xml:space="preserve">© 2026 SeaVuria and ARES. This work is licensed under a </w:t>
       </w:r>
-      <w:hyperlink w:history="1" r:id="rIdhjkb_mr9wypjiumvrweee">
+      <w:hyperlink w:history="1" r:id="rId2fmq4czg9tx2vqwuji5mc">
         <w:r>
           <w:rPr>
             <w:rFonts w:ascii="Arial" w:cs="Arial" w:eastAsia="Arial" w:hAnsi="Arial"/>
@@ -1815,7 +1868,7 @@
         </w:rPr>
         <w:t xml:space="preserve"> (</w:t>
       </w:r>
-      <w:hyperlink w:history="1" r:id="rIdjqwbuj8zm_sgtfpi4jvpz">
+      <w:hyperlink w:history="1" r:id="rIdiv2rhhzm30gl2vh3brgh1">
         <w:r>
           <w:rPr>
             <w:rFonts w:ascii="Arial" w:cs="Arial" w:eastAsia="Arial" w:hAnsi="Arial"/>
@@ -1835,7 +1888,7 @@
         </w:rPr>
         <w:t xml:space="preserve">). To view a copy of this license, visit </w:t>
       </w:r>
-      <w:hyperlink w:history="1" r:id="rIdw8pxak1mc9aqj5jhag_3-">
+      <w:hyperlink w:history="1" r:id="rId11q1jjrrn33zogl0kozon">
         <w:r>
           <w:rPr>
             <w:rFonts w:ascii="Arial" w:cs="Arial" w:eastAsia="Arial" w:hAnsi="Arial"/>

--- a/data/outputs/v2/General_Science/SS2.4_Acids,_Bases_and_Salts/General_Science_Acids,_Bases_and_Salts_SummaryTable.docx
+++ b/data/outputs/v2/General_Science/SS2.4_Acids,_Bases_and_Salts/General_Science_Acids,_Bases_and_Salts_SummaryTable.docx
@@ -1848,7 +1848,7 @@
         </w:rPr>
         <w:t xml:space="preserve">© 2026 SeaVuria and ARES. This work is licensed under a </w:t>
       </w:r>
-      <w:hyperlink w:history="1" r:id="rId2fmq4czg9tx2vqwuji5mc">
+      <w:hyperlink w:history="1" r:id="rId9bvu_zucf6y1oxvynxiyv">
         <w:r>
           <w:rPr>
             <w:rFonts w:ascii="Arial" w:cs="Arial" w:eastAsia="Arial" w:hAnsi="Arial"/>
@@ -1868,7 +1868,7 @@
         </w:rPr>
         <w:t xml:space="preserve"> (</w:t>
       </w:r>
-      <w:hyperlink w:history="1" r:id="rIdiv2rhhzm30gl2vh3brgh1">
+      <w:hyperlink w:history="1" r:id="rIdo6mzz_dxw8zix9a6tykvp">
         <w:r>
           <w:rPr>
             <w:rFonts w:ascii="Arial" w:cs="Arial" w:eastAsia="Arial" w:hAnsi="Arial"/>
@@ -1888,7 +1888,7 @@
         </w:rPr>
         <w:t xml:space="preserve">). To view a copy of this license, visit </w:t>
       </w:r>
-      <w:hyperlink w:history="1" r:id="rId11q1jjrrn33zogl0kozon">
+      <w:hyperlink w:history="1" r:id="rIdpiegb1xrabkemiewzzt9o">
         <w:r>
           <w:rPr>
             <w:rFonts w:ascii="Arial" w:cs="Arial" w:eastAsia="Arial" w:hAnsi="Arial"/>
